--- a/res/synthetic_fascicoli/fascicoli/fascicolo_sintetico_000/sentenza.docx
+++ b/res/synthetic_fascicoli/fascicoli/fascicolo_sintetico_000/sentenza.docx
@@ -338,7 +338,7 @@
               <w:rStyle w:val="PlaceholderText"/>
               <w:lang w:val="en-US"/>
             </w:rPr>
-            <w:t>303/2025</w:t>
+            <w:t/>
           </w:r>
         </w:sdtContent>
       </w:sdt>
@@ -400,7 +400,7 @@
               <w:rStyle w:val="PlaceholderText"/>
               <w:lang w:val="en-US"/>
             </w:rPr>
-            <w:t>Luca Ana Bianchi-Silva, Davide Joao Lombardi</w:t>
+            <w:t>Luca Bianchi-Silva</w:t>
           </w:r>
         </w:sdtContent>
       </w:sdt>
@@ -444,7 +444,7 @@
               <w:rStyle w:val="PlaceholderText"/>
               <w:lang w:val="en-US"/>
             </w:rPr>
-            <w:t>Marco Moretti</w:t>
+            <w:t>Davide Lombardi</w:t>
           </w:r>
         </w:sdtContent>
       </w:sdt>
@@ -805,7 +805,7 @@
             <w:rPr>
               <w:rStyle w:val="PlaceholderText"/>
             </w:rPr>
-            <w:t>28-07-2025</w:t>
+            <w:t>04-04-2025</w:t>
           </w:r>
         </w:sdtContent>
       </w:sdt>
@@ -909,7 +909,7 @@
               <w:rStyle w:val="PlaceholderText"/>
               <w:lang w:val="en-US"/>
             </w:rPr>
-            <w:t>Il Ministero dell'Interno, tramite l'Avvocatura Distrettuale dello Stato di Brescia, si è costituito in giudizio il 26-08-2025.</w:t>
+            <w:t>Nonostante la regolare notificazione del ricorso, il Ministero dell'Interno non si è costituito.</w:t>
           </w:r>
         </w:sdtContent>
       </w:sdt>
@@ -950,7 +950,7 @@
             <w:rPr>
               <w:rStyle w:val="PlaceholderText"/>
             </w:rPr>
-            <w:t>SI</w:t>
+            <w:t/>
           </w:r>
         </w:sdtContent>
       </w:sdt>
@@ -1034,7 +1034,7 @@
             <w:rPr>
               <w:rStyle w:val="PlaceholderText"/>
             </w:rPr>
-            <w:t>Elena Luigi Rossi</w:t>
+            <w:t>Luca Luigi Bianchi</w:t>
           </w:r>
         </w:sdtContent>
       </w:sdt>
@@ -1149,7 +1149,7 @@
               <w:rStyle w:val="PlaceholderText"/>
               <w:lang w:val="en-US"/>
             </w:rPr>
-            <w:t>03-12-1937</w:t>
+            <w:t>26-05-1930</w:t>
           </w:r>
         </w:sdtContent>
       </w:sdt>
@@ -1368,7 +1368,7 @@
               <w:rStyle w:val="PlaceholderText"/>
               <w:lang w:val="en-US"/>
             </w:rPr>
-            <w:t>Linea di discendenza allegata: Elena Luigi Rossi -&gt; Matteo Ana Gallo -&gt; Elena Rossi -&gt; Davide Joao Lombardi -&gt; Luca Ana Bianchi</w:t>
+            <w:t>Linea di discendenza allegata: Luca Luigi Bianchi -&gt; Giulia Luz Conti -&gt; Luca Bianchi</w:t>
           </w:r>
         </w:sdtContent>
       </w:sdt>
@@ -2803,7 +2803,7 @@
               <w:rStyle w:val="PlaceholderText"/>
               <w:lang w:val="en-US"/>
             </w:rPr>
-            <w:t>Di contro, il Ministero dell'Interno si è limitato a evocare l'accertamento di eventuali fattispecie estintive del diritto, senza nemmeno allegarle (né aver provato una richiesta di informazioni all'Autorità Consolare).</w:t>
+            <w:t>Di contro, il Ministero dell'Interno non si è costituito.</w:t>
           </w:r>
         </w:p>
       </w:sdtContent>
@@ -3247,9 +3247,7 @@
               <w:rStyle w:val="PlaceholderText"/>
               <w:lang w:val="en-US"/>
             </w:rPr>
-            <w:t>Luca Ana Bianchi-Silva, nato/a a Salvador il 24-09-1962</w:t>
-            <w:br/>
-            <w:t>Davide Joao Lombardi, nato/a a Brasilia il 26-09-2007</w:t>
+            <w:t>Luca Bianchi-Silva, nato/a a  il </w:t>
           </w:r>
         </w:p>
       </w:sdtContent>
@@ -3296,7 +3294,7 @@
             <w:rPr>
               <w:rStyle w:val="PlaceholderText"/>
             </w:rPr>
-            <w:t>sono cittadini italiani</w:t>
+            <w:t>è cittadino italiano</w:t>
           </w:r>
         </w:sdtContent>
       </w:sdt>

--- a/res/synthetic_fascicoli/fascicoli/fascicolo_sintetico_000/sentenza.docx
+++ b/res/synthetic_fascicoli/fascicoli/fascicolo_sintetico_000/sentenza.docx
@@ -400,7 +400,7 @@
               <w:rStyle w:val="PlaceholderText"/>
               <w:lang w:val="en-US"/>
             </w:rPr>
-            <w:t>Luca Bianchi-Silva</w:t>
+            <w:t>Juliana Almeida-Souza</w:t>
           </w:r>
         </w:sdtContent>
       </w:sdt>
@@ -444,7 +444,7 @@
               <w:rStyle w:val="PlaceholderText"/>
               <w:lang w:val="en-US"/>
             </w:rPr>
-            <w:t>Davide Lombardi</w:t>
+            <w:t>Joao Cardoso</w:t>
           </w:r>
         </w:sdtContent>
       </w:sdt>
@@ -805,7 +805,7 @@
             <w:rPr>
               <w:rStyle w:val="PlaceholderText"/>
             </w:rPr>
-            <w:t>04-04-2025</w:t>
+            <w:t>11-10-2024</w:t>
           </w:r>
         </w:sdtContent>
       </w:sdt>
@@ -1034,7 +1034,7 @@
             <w:rPr>
               <w:rStyle w:val="PlaceholderText"/>
             </w:rPr>
-            <w:t>Luca Luigi Bianchi</w:t>
+            <w:t>Jose Carlos Souza</w:t>
           </w:r>
         </w:sdtContent>
       </w:sdt>
@@ -1149,7 +1149,7 @@
               <w:rStyle w:val="PlaceholderText"/>
               <w:lang w:val="en-US"/>
             </w:rPr>
-            <w:t>26-05-1930</w:t>
+            <w:t>25-05-1892</w:t>
           </w:r>
         </w:sdtContent>
       </w:sdt>
@@ -1368,7 +1368,7 @@
               <w:rStyle w:val="PlaceholderText"/>
               <w:lang w:val="en-US"/>
             </w:rPr>
-            <w:t>Linea di discendenza allegata: Luca Luigi Bianchi -&gt; Giulia Luz Conti -&gt; Luca Bianchi</w:t>
+            <w:t>Linea di discendenza allegata: Jose Carlos Souza -&gt; Rafael Souza -&gt; Juliana Almeida</w:t>
           </w:r>
         </w:sdtContent>
       </w:sdt>
@@ -3247,7 +3247,7 @@
               <w:rStyle w:val="PlaceholderText"/>
               <w:lang w:val="en-US"/>
             </w:rPr>
-            <w:t>Luca Bianchi-Silva, nato/a a  il </w:t>
+            <w:t>Juliana Almeida-Souza, nata a  il </w:t>
           </w:r>
         </w:p>
       </w:sdtContent>
@@ -3294,7 +3294,7 @@
             <w:rPr>
               <w:rStyle w:val="PlaceholderText"/>
             </w:rPr>
-            <w:t>è cittadino italiano</w:t>
+            <w:t>è cittadina italiana</w:t>
           </w:r>
         </w:sdtContent>
       </w:sdt>
